--- a/policies/build/sop_record_masters/HRM/SOP_HRM.4.a_performance_appraisal.docx
+++ b/policies/build/sop_record_masters/HRM/SOP_HRM.4.a_performance_appraisal.docx
@@ -42,7 +42,7 @@
           </w:p>
           <w:p>
             <w:r>
-              <w:t>This SOP explains how «Hospital Name» makes staff aware of performance appraisal at induction and runs the appraisal cycle itself. If you're new to this SOP: appraisal awareness has to be covered and signed at induction, before criteria are set for the first cycle — a staff member who was never told how appraisal works cannot fairly be assessed against it.</w:t>
+              <w:t>This SOP explains how «Hospital Name» makes staff aware of performance appraisal at induction, runs the appraisal cycle itself, and manages an appraisal that finds unsatisfactory performance. If you're new to this SOP: a low appraisal score is not the end of the process — it has to open a documented improvement plan with support, a follow-up date, and the employee's signature, the same day the score is given, not weeks later.</w:t>
             </w:r>
           </w:p>
         </w:tc>
@@ -208,7 +208,7 @@
     </w:p>
     <w:p>
       <w:r>
-        <w:t>This SOP sets out how «Hospital Name» makes every staff member aware of the performance appraisal system at induction, and runs the appraisal cycle itself against pre-determined criteria — so appraisal is something every employee knows about from day one, not something sprung on them at review time.</w:t>
+        <w:t>This SOP sets out how «Hospital Name» makes every staff member aware of the performance appraisal system at induction, runs the appraisal cycle against pre-determined criteria, and manages an appraisal that finds unsatisfactory performance through a documented improvement plan, rather than filing a low score away with no follow-up — so appraisal is something every employee knows about from day one and that actually leads somewhere when performance falls short.</w:t>
       </w:r>
     </w:p>
     <w:p>
@@ -240,7 +240,7 @@
         <w:t xml:space="preserve">HR In-Charge / Personnel Officer: </w:t>
       </w:r>
       <w:r>
-        <w:t>confirms appraisal awareness is covered at every induction, maintains the appraisal schedule, and tracks overdue appraisals.</w:t>
+        <w:t>confirms appraisal awareness is covered at every induction, maintains the appraisal schedule, tracks overdue appraisals, and escalates an appraisal overdue by more than one month to the Medical Superintendent.</w:t>
       </w:r>
     </w:p>
     <w:p>
@@ -251,7 +251,7 @@
         <w:t xml:space="preserve">Department Heads: </w:t>
       </w:r>
       <w:r>
-        <w:t>conduct appraisals for staff in their department against the pre-determined criteria and sign off the completed form.</w:t>
+        <w:t>conduct appraisals for staff in their department against the pre-determined criteria, sign off the completed form, and open a performance improvement plan where the appraisal finds unsatisfactory performance.</w:t>
       </w:r>
     </w:p>
     <w:p>
@@ -262,7 +262,7 @@
         <w:t xml:space="preserve">Medical Superintendent: </w:t>
       </w:r>
       <w:r>
-        <w:t>approves the appraisal form template and conducts appraisal of department heads.</w:t>
+        <w:t>approves the appraisal form template, conducts appraisal of department heads, and personally reviews any performance improvement plan that does not show improvement at its follow-up review.</w:t>
       </w:r>
     </w:p>
     <w:p>
@@ -367,7 +367,41 @@
     </w:p>
     <w:p>
       <w:r>
-        <w:t>3. The HR In-Charge maintains the appraisal schedule and reviews it monthly for any staff member overdue. (Record 3)</w:t>
+        <w:t>3. The HR In-Charge maintains the appraisal schedule and reviews it monthly for any staff member overdue, escalating an appraisal overdue by more than one month to the Medical Superintendent. (Record 3)</w:t>
+      </w:r>
+    </w:p>
+    <w:p>
+      <w:pPr>
+        <w:pStyle w:val="Heading2"/>
+      </w:pPr>
+      <w:r>
+        <w:t>4.4 Open a performance improvement plan where performance is unsatisfactory</w:t>
+      </w:r>
+    </w:p>
+    <w:p>
+      <w:r>
+        <w:rPr>
+          <w:b/>
+        </w:rPr>
+        <w:t xml:space="preserve">Why this step matters: </w:t>
+      </w:r>
+      <w:r>
+        <w:t>An appraisal that records a low score and simply files it away, with no defined next step, gives the employee no actual chance to improve and gives the organisation no documented basis for any later action if performance doesn't improve.</w:t>
+      </w:r>
+    </w:p>
+    <w:p>
+      <w:r>
+        <w:t>1. Where an appraisal finds performance unsatisfactory against the stated criteria, the department head opens a performance improvement plan the same day, naming the specific gaps, the support or training to be provided, and a follow-up review date within a defined period (e.g. 60 days).</w:t>
+      </w:r>
+    </w:p>
+    <w:p>
+      <w:r>
+        <w:t>2. The employee signs the improvement plan, confirming they have discussed and understood it; a refusal to sign is recorded the same way as a job description refusal, and escalated to the Medical Superintendent.</w:t>
+      </w:r>
+    </w:p>
+    <w:p>
+      <w:r>
+        <w:t>3. At the follow-up review, the outcome — improved, partially improved, or not improved — is recorded; where performance has not improved, the Medical Superintendent reviews the case personally before any further action is taken. (Record 4)</w:t>
       </w:r>
     </w:p>
     <w:p>
@@ -380,7 +414,7 @@
     </w:p>
     <w:p>
       <w:r>
-        <w:t>This SOP produces and maintains Records 1-3 (see the HRM.4 Records folder).</w:t>
+        <w:t>This SOP produces and maintains Records 1-4 (see the HRM.4 Records folder).</w:t>
       </w:r>
     </w:p>
     <w:p>
@@ -420,7 +454,19 @@
         <w:pStyle w:val="ListParagraph"/>
       </w:pPr>
       <w:r>
-        <w:t>National Accreditation Board for Hospitals and Healthcare Providers (NABH), Standards for Small Healthcare Organisations, 3rd Edition — Human Resource Management chapter, standard HRM.4.</w:t>
+        <w:t xml:space="preserve">National Accreditation Board for Hospitals and Healthcare Providers. (2022). Standards for Small Healthcare Organisations (3rd ed.). </w:t>
+      </w:r>
+      <w:hyperlink r:id="rId9">
+        <w:r>
+          <w:rPr>
+            <w:color w:val="0563C1"/>
+            <w:u w:val="single"/>
+          </w:rPr>
+          <w:t>NABH SHCO Accreditation Programme page</w:t>
+        </w:r>
+      </w:hyperlink>
+      <w:r>
+        <w:t>. Human Resource Management chapter, standard HRM.4.</w:t>
       </w:r>
     </w:p>
     <w:p>
@@ -433,7 +479,7 @@
     </w:p>
     <w:p>
       <w:r>
-        <w:t>This SOP is reviewed at least annually by the Quality Coordinator together with the HR In-Charge, and sooner if the monthly overdue-appraisal review finds a gap of more than one month.</w:t>
+        <w:t>This SOP is reviewed at least annually by the Quality Coordinator together with the HR In-Charge, and sooner if the monthly overdue-appraisal review finds a gap of more than one month, or a performance improvement plan is not opened where an appraisal found unsatisfactory performance.</w:t>
       </w:r>
     </w:p>
     <w:sectPr>

--- a/policies/build/sop_record_masters/HRM/SOP_HRM.4.a_performance_appraisal.docx
+++ b/policies/build/sop_record_masters/HRM/SOP_HRM.4.a_performance_appraisal.docx
@@ -452,6 +452,7 @@
     <w:p>
       <w:pPr>
         <w:pStyle w:val="ListParagraph"/>
+        <w:spacing w:after="200" w:before="40"/>
       </w:pPr>
       <w:r>
         <w:t xml:space="preserve">National Accreditation Board for Hospitals and Healthcare Providers. (2022). Standards for Small Healthcare Organisations (3rd ed.). </w:t>

--- a/policies/build/sop_record_masters/HRM/SOP_HRM.4.a_performance_appraisal.docx
+++ b/policies/build/sop_record_masters/HRM/SOP_HRM.4.a_performance_appraisal.docx
@@ -452,10 +452,11 @@
     <w:p>
       <w:pPr>
         <w:pStyle w:val="ListParagraph"/>
-        <w:spacing w:after="200" w:before="40"/>
+        <w:spacing w:after="240" w:before="80"/>
+        <w:contextualSpacing w:val="0"/>
       </w:pPr>
       <w:r>
-        <w:t xml:space="preserve">National Accreditation Board for Hospitals and Healthcare Providers. (2022). Standards for Small Healthcare Organisations (3rd ed.). </w:t>
+        <w:t xml:space="preserve">• National Accreditation Board for Hospitals and Healthcare Providers. (2022). Standards for Small Healthcare Organisations (3rd ed.). </w:t>
       </w:r>
       <w:hyperlink r:id="rId9">
         <w:r>

--- a/policies/build/sop_record_masters/HRM/SOP_HRM.4.a_performance_appraisal.docx
+++ b/policies/build/sop_record_masters/HRM/SOP_HRM.4.a_performance_appraisal.docx
@@ -391,7 +391,7 @@
     </w:p>
     <w:p>
       <w:r>
-        <w:t>1. Where an appraisal finds performance unsatisfactory against the stated criteria, the department head opens a performance improvement plan the same day, naming the specific gaps, the support or training to be provided, and a follow-up review date within a defined period (e.g. 60 days).</w:t>
+        <w:t>1. Where an appraisal finds performance unsatisfactory against the stated criteria, the department head opens a performance improvement plan the same day, naming the specific gaps, the support or training to be provided, and a follow-up review date within «the hospital-defined review period» -- the hospital states this as a specific number of days in its own SOP; no external body prescribes it.</w:t>
       </w:r>
     </w:p>
     <w:p>

--- a/policies/build/sop_record_masters/HRM/SOP_HRM.4.a_performance_appraisal.docx
+++ b/policies/build/sop_record_masters/HRM/SOP_HRM.4.a_performance_appraisal.docx
@@ -14,40 +14,9 @@
     </w:p>
     <w:p>
       <w:r>
-        <w:t>«Hospital Name» — Supports HRM.4.a</w:t>
+        <w:t>«Hospital Name» — SOP-HRM.4.a — Version 1.0</w:t>
       </w:r>
     </w:p>
-    <w:p/>
-    <w:tbl>
-      <w:tblPr>
-        <w:tblStyle w:val="TableGrid"/>
-        <w:tblW w:type="auto" w:w="0"/>
-        <w:tblLook w:firstColumn="1" w:firstRow="1" w:lastColumn="0" w:lastRow="0" w:noHBand="0" w:noVBand="1" w:val="04A0"/>
-      </w:tblPr>
-      <w:tblGrid>
-        <w:gridCol w:w="8640"/>
-      </w:tblGrid>
-      <w:tr>
-        <w:tc>
-          <w:tcPr>
-            <w:tcW w:type="dxa" w:w="8640"/>
-          </w:tcPr>
-          <w:p>
-            <w:r>
-              <w:rPr>
-                <w:b/>
-              </w:rPr>
-              <w:t>Why does this SOP exist? (read this first if you're new)</w:t>
-            </w:r>
-          </w:p>
-          <w:p>
-            <w:r>
-              <w:t>This SOP explains how «Hospital Name» makes staff aware of performance appraisal at induction, runs the appraisal cycle itself, and manages an appraisal that finds unsatisfactory performance. If you're new to this SOP: a low appraisal score is not the end of the process — it has to open a documented improvement plan with support, a follow-up date, and the employee's signature, the same day the score is given, not weeks later.</w:t>
-            </w:r>
-          </w:p>
-        </w:tc>
-      </w:tr>
-    </w:tbl>
     <w:p/>
     <w:tbl>
       <w:tblPr>
@@ -62,9 +31,6 @@
         <w:gridCol w:w="2160"/>
       </w:tblGrid>
       <w:tr>
-        <w:trPr>
-          <w:cantSplit/>
-        </w:trPr>
         <w:tc>
           <w:tcPr>
             <w:tcW w:type="dxa" w:w="2160"/>
@@ -81,7 +47,7 @@
           </w:tcPr>
           <w:p>
             <w:r>
-              <w:t>«Hospital to define»</w:t>
+              <w:t>SOP-HRM.4.a</w:t>
             </w:r>
           </w:p>
         </w:tc>
@@ -107,9 +73,6 @@
         </w:tc>
       </w:tr>
       <w:tr>
-        <w:trPr>
-          <w:cantSplit/>
-        </w:trPr>
         <w:tc>
           <w:tcPr>
             <w:tcW w:type="dxa" w:w="2160"/>
@@ -151,51 +114,6 @@
           </w:p>
         </w:tc>
       </w:tr>
-      <w:tr>
-        <w:trPr>
-          <w:cantSplit/>
-        </w:trPr>
-        <w:tc>
-          <w:tcPr>
-            <w:tcW w:type="dxa" w:w="2160"/>
-          </w:tcPr>
-          <w:p>
-            <w:r>
-              <w:t>Prepared By</w:t>
-            </w:r>
-          </w:p>
-        </w:tc>
-        <w:tc>
-          <w:tcPr>
-            <w:tcW w:type="dxa" w:w="2160"/>
-          </w:tcPr>
-          <w:p>
-            <w:r>
-              <w:t>Quality Coordinator   Name: ________   Signature: ________</w:t>
-            </w:r>
-          </w:p>
-        </w:tc>
-        <w:tc>
-          <w:tcPr>
-            <w:tcW w:type="dxa" w:w="2160"/>
-          </w:tcPr>
-          <w:p>
-            <w:r>
-              <w:t>Approved By</w:t>
-            </w:r>
-          </w:p>
-        </w:tc>
-        <w:tc>
-          <w:tcPr>
-            <w:tcW w:type="dxa" w:w="2160"/>
-          </w:tcPr>
-          <w:p>
-            <w:r>
-              <w:t>Medical Superintendent   Name: ________   Signature: ________</w:t>
-            </w:r>
-          </w:p>
-        </w:tc>
-      </w:tr>
     </w:tbl>
     <w:p/>
     <w:p>
@@ -206,9 +124,78 @@
         <w:t>1. Purpose</w:t>
       </w:r>
     </w:p>
+    <w:tbl>
+      <w:tblPr>
+        <w:tblStyle w:val="TableGrid"/>
+        <w:tblW w:type="auto" w:w="0"/>
+        <w:tblLook w:firstColumn="1" w:firstRow="1" w:lastColumn="0" w:lastRow="0" w:noHBand="0" w:noVBand="1" w:val="04A0"/>
+      </w:tblPr>
+      <w:tblGrid>
+        <w:gridCol w:w="8640"/>
+      </w:tblGrid>
+      <w:tr>
+        <w:tc>
+          <w:tcPr>
+            <w:tcW w:type="dxa" w:w="8640"/>
+          </w:tcPr>
+          <w:p>
+            <w:r>
+              <w:t>This SOP sets out how «Hospital Name» makes every staff member aware of the performance appraisal system at induction, runs the appraisal cycle against pre-determined criteria, and manages an appraisal that finds unsatisfactory performance through a documented improvement plan, rather than filing a low score away with no follow-up.</w:t>
+            </w:r>
+          </w:p>
+        </w:tc>
+      </w:tr>
+    </w:tbl>
+    <w:p/>
+    <w:tbl>
+      <w:tblPr>
+        <w:tblStyle w:val="TableGrid"/>
+        <w:tblW w:type="auto" w:w="0"/>
+        <w:tblLook w:firstColumn="1" w:firstRow="1" w:lastColumn="0" w:lastRow="0" w:noHBand="0" w:noVBand="1" w:val="04A0"/>
+      </w:tblPr>
+      <w:tblGrid>
+        <w:gridCol w:w="8640"/>
+      </w:tblGrid>
+      <w:tr>
+        <w:tc>
+          <w:tcPr>
+            <w:tcW w:type="dxa" w:w="8640"/>
+          </w:tcPr>
+          <w:p>
+            <w:r>
+              <w:t>An appraisal finds a staff member's performance unsatisfactory. This SOP is what opens a documented improvement plan the same day, naming the specific gaps and a follow-up date -- not a low score filed away with no next step for the employee.</w:t>
+            </w:r>
+          </w:p>
+        </w:tc>
+      </w:tr>
+    </w:tbl>
+    <w:p/>
+    <w:tbl>
+      <w:tblPr>
+        <w:tblStyle w:val="TableGrid"/>
+        <w:tblW w:type="auto" w:w="0"/>
+        <w:tblLook w:firstColumn="1" w:firstRow="1" w:lastColumn="0" w:lastRow="0" w:noHBand="0" w:noVBand="1" w:val="04A0"/>
+      </w:tblPr>
+      <w:tblGrid>
+        <w:gridCol w:w="8640"/>
+      </w:tblGrid>
+      <w:tr>
+        <w:tc>
+          <w:tcPr>
+            <w:tcW w:type="dxa" w:w="8640"/>
+          </w:tcPr>
+          <w:p>
+            <w:r>
+              <w:t>We do this because a staff member who first hears about appraisal at their first review has had no chance to understand what they are being measured against, and an unsatisfactory appraisal with no follow-up gives the employee no real chance to improve.</w:t>
+            </w:r>
+          </w:p>
+        </w:tc>
+      </w:tr>
+    </w:tbl>
+    <w:p/>
     <w:p>
       <w:r>
-        <w:t>This SOP sets out how «Hospital Name» makes every staff member aware of the performance appraisal system at induction, runs the appraisal cycle against pre-determined criteria, and manages an appraisal that finds unsatisfactory performance through a documented improvement plan, rather than filing a low score away with no follow-up — so appraisal is something every employee knows about from day one and that actually leads somewhere when performance falls short.</w:t>
+        <w:t>To define how «Hospital Name» covers appraisal awareness at induction, runs the appraisal cycle against pre-determined criteria, and opens a performance improvement plan where performance is unsatisfactory.</w:t>
       </w:r>
     </w:p>
     <w:p>
@@ -221,7 +208,18 @@
     </w:p>
     <w:p>
       <w:r>
-        <w:t>This SOP applies to the «HR In-Charge / Personnel Officer», department heads, and the Medical Superintendent, for every staff category at «Hospital Name» except the person heading the organisation, whose performance review is owned by the governing body under ROM.2.d.</w:t>
+        <w:rPr>
+          <w:i/>
+        </w:rPr>
+        <w:t xml:space="preserve">Why: </w:t>
+      </w:r>
+      <w:r>
+        <w:t>so every staff category knows the same appraisal process applies to them from day one.</w:t>
+      </w:r>
+    </w:p>
+    <w:p>
+      <w:r>
+        <w:t>Applies to the HR In-Charge, department heads, and the Medical Superintendent, for every staff category except the person heading the organisation, whose performance review is owned by the governing body.</w:t>
       </w:r>
     </w:p>
     <w:p>
@@ -235,12 +233,23 @@
     <w:p>
       <w:r>
         <w:rPr>
+          <w:i/>
+        </w:rPr>
+        <w:t xml:space="preserve">Why: </w:t>
+      </w:r>
+      <w:r>
+        <w:t>an appraisal that nobody tracks, or a low score with no improvement plan, helps neither the employee nor the organisation.</w:t>
+      </w:r>
+    </w:p>
+    <w:p>
+      <w:r>
+        <w:rPr>
           <w:b/>
         </w:rPr>
         <w:t xml:space="preserve">HR In-Charge / Personnel Officer: </w:t>
       </w:r>
       <w:r>
-        <w:t>confirms appraisal awareness is covered at every induction, maintains the appraisal schedule, tracks overdue appraisals, and escalates an appraisal overdue by more than one month to the Medical Superintendent.</w:t>
+        <w:t>Confirms appraisal awareness is covered at every induction, maintains the appraisal schedule, tracks overdue appraisals, and escalates an appraisal overdue by more than one month to the Medical Superintendent.</w:t>
       </w:r>
     </w:p>
     <w:p>
@@ -251,7 +260,7 @@
         <w:t xml:space="preserve">Department Heads: </w:t>
       </w:r>
       <w:r>
-        <w:t>conduct appraisals for staff in their department against the pre-determined criteria, sign off the completed form, and open a performance improvement plan where the appraisal finds unsatisfactory performance.</w:t>
+        <w:t>Conduct appraisals for staff in their department against the pre-determined criteria, sign off the completed form, and open a performance improvement plan where the appraisal finds unsatisfactory performance.</w:t>
       </w:r>
     </w:p>
     <w:p>
@@ -262,7 +271,7 @@
         <w:t xml:space="preserve">Medical Superintendent: </w:t>
       </w:r>
       <w:r>
-        <w:t>approves the appraisal form template, conducts appraisal of department heads, and personally reviews any performance improvement plan that does not show improvement at its follow-up review.</w:t>
+        <w:t>Approves the appraisal form template, conducts appraisal of department heads, and personally reviews any performance improvement plan that does not show improvement at its follow-up review.</w:t>
       </w:r>
     </w:p>
     <w:p>
@@ -270,7 +279,7 @@
         <w:pStyle w:val="Heading1"/>
       </w:pPr>
       <w:r>
-        <w:t>4. Procedure</w:t>
+        <w:t>4. What to do</w:t>
       </w:r>
     </w:p>
     <w:p>
@@ -278,33 +287,33 @@
         <w:pStyle w:val="Heading2"/>
       </w:pPr>
       <w:r>
-        <w:t>4.1 Cover appraisal awareness at induction</w:t>
+        <w:t>Cover appraisal awareness at induction</w:t>
       </w:r>
     </w:p>
     <w:p>
       <w:r>
         <w:rPr>
-          <w:b/>
+          <w:i/>
         </w:rPr>
-        <w:t xml:space="preserve">Why this step matters: </w:t>
+        <w:t xml:space="preserve">Why: </w:t>
       </w:r>
       <w:r>
-        <w:t>A staff member who first hears about appraisal at their first review has had no chance to understand what they are being measured against — awareness has to start at induction, not at the review meeting.</w:t>
+        <w:t>A staff member who first hears about appraisal at their first review has had no chance to understand what they are being measured against -- awareness has to start at induction, not at the review meeting.</w:t>
       </w:r>
     </w:p>
     <w:p>
       <w:r>
-        <w:t>1. Induction includes the purpose of appraisal, the appraisal cycle, who conducts it, and how criteria are set.</w:t>
+        <w:t>Induction includes the purpose of appraisal, the appraisal cycle, who conducts it, and how criteria are set.</w:t>
       </w:r>
     </w:p>
     <w:p>
       <w:r>
-        <w:t>2. The new hire signs an induction acknowledgement that explicitly includes appraisal-system awareness.</w:t>
+        <w:t>The new hire signs an induction acknowledgement that explicitly includes appraisal-system awareness.</w:t>
       </w:r>
     </w:p>
     <w:p>
       <w:r>
-        <w:t>3. The HR In-Charge files the signed acknowledgement in the personnel file. (Record 1)</w:t>
+        <w:t>The HR In-Charge files the signed acknowledgement in the personnel file.</w:t>
       </w:r>
     </w:p>
     <w:p>
@@ -312,15 +321,15 @@
         <w:pStyle w:val="Heading2"/>
       </w:pPr>
       <w:r>
-        <w:t>4.2 Set criteria before the cycle begins</w:t>
+        <w:t>Set criteria before the cycle begins</w:t>
       </w:r>
     </w:p>
     <w:p>
       <w:r>
         <w:rPr>
-          <w:b/>
+          <w:i/>
         </w:rPr>
-        <w:t xml:space="preserve">Why this step matters: </w:t>
+        <w:t xml:space="preserve">Why: </w:t>
       </w:r>
       <w:r>
         <w:t>Criteria decided at the review meeting itself, rather than beforehand, turns the appraisal into a judgment call rather than a measurement against something the employee already knew they'd be assessed on.</w:t>
@@ -328,12 +337,12 @@
     </w:p>
     <w:p>
       <w:r>
-        <w:t>1. Appraisal criteria are drawn from the job description (HRM.1.e) and documented on the appraisal form template before the cycle starts.</w:t>
+        <w:t>Appraisal criteria are drawn from the job description and documented on the appraisal form template before the cycle starts.</w:t>
       </w:r>
     </w:p>
     <w:p>
       <w:r>
-        <w:t>2. The appraiser and appraisee discuss the criteria at the start of the cycle, not for the first time at the review itself. (Record 2)</w:t>
+        <w:t>The appraiser and appraisee discuss the criteria at the start of the cycle, not for the first time at the review itself.</w:t>
       </w:r>
     </w:p>
     <w:p>
@@ -341,33 +350,33 @@
         <w:pStyle w:val="Heading2"/>
       </w:pPr>
       <w:r>
-        <w:t>4.3 Conduct, document and schedule</w:t>
+        <w:t>Conduct, document and schedule</w:t>
       </w:r>
     </w:p>
     <w:p>
       <w:r>
         <w:rPr>
-          <w:b/>
+          <w:i/>
         </w:rPr>
-        <w:t xml:space="preserve">Why this step matters: </w:t>
+        <w:t xml:space="preserve">Why: </w:t>
       </w:r>
       <w:r>
-        <w:t>An appraisal cycle with no tracked schedule is how staff end up going a year or more with no appraisal on file at all — the schedule is what makes the interval enforceable rather than aspirational.</w:t>
+        <w:t>An appraisal cycle with no tracked schedule is how staff end up going a year or more with no appraisal on file at all -- the schedule is what makes the interval enforceable rather than aspirational.</w:t>
       </w:r>
     </w:p>
     <w:p>
       <w:r>
-        <w:t>1. The appraisal cycle runs annually for all staff categories, with an additional appraisal for probationary staff at three and six months.</w:t>
+        <w:t>The appraisal cycle runs annually for all staff categories, with an additional appraisal for probationary staff at three and six months.</w:t>
       </w:r>
     </w:p>
     <w:p>
       <w:r>
-        <w:t>2. The completed form — criteria scores, narrative comments, development plan, and both signatures — is filed in the personnel file within two weeks of the review meeting.</w:t>
+        <w:t>The completed form -- criteria scores, narrative comments, development plan, and both signatures -- is filed in the personnel file within two weeks of the review meeting.</w:t>
       </w:r>
     </w:p>
     <w:p>
       <w:r>
-        <w:t>3. The HR In-Charge maintains the appraisal schedule and reviews it monthly for any staff member overdue, escalating an appraisal overdue by more than one month to the Medical Superintendent. (Record 3)</w:t>
+        <w:t>The HR In-Charge maintains the appraisal schedule and reviews it monthly for any staff member overdue, escalating an appraisal overdue by more than one month to the Medical Superintendent.</w:t>
       </w:r>
     </w:p>
     <w:p>
@@ -375,15 +384,15 @@
         <w:pStyle w:val="Heading2"/>
       </w:pPr>
       <w:r>
-        <w:t>4.4 Open a performance improvement plan where performance is unsatisfactory</w:t>
+        <w:t>Open a performance improvement plan where performance is unsatisfactory</w:t>
       </w:r>
     </w:p>
     <w:p>
       <w:r>
         <w:rPr>
-          <w:b/>
+          <w:i/>
         </w:rPr>
-        <w:t xml:space="preserve">Why this step matters: </w:t>
+        <w:t xml:space="preserve">Why: </w:t>
       </w:r>
       <w:r>
         <w:t>An appraisal that records a low score and simply files it away, with no defined next step, gives the employee no actual chance to improve and gives the organisation no documented basis for any later action if performance doesn't improve.</w:t>
@@ -391,17 +400,17 @@
     </w:p>
     <w:p>
       <w:r>
-        <w:t>1. Where an appraisal finds performance unsatisfactory against the stated criteria, the department head opens a performance improvement plan the same day, naming the specific gaps, the support or training to be provided, and a follow-up review date within «the hospital-defined review period» -- the hospital states this as a specific number of days in its own SOP; no external body prescribes it.</w:t>
+        <w:t>Where an appraisal finds performance unsatisfactory against the stated criteria, the department head opens a performance improvement plan the same day, naming the specific gaps, the support or training to be provided, and a follow-up review date within the hospital-defined review period (a specific number of days the hospital states in its own SOP; no external body prescribes it).</w:t>
       </w:r>
     </w:p>
     <w:p>
       <w:r>
-        <w:t>2. The employee signs the improvement plan, confirming they have discussed and understood it; a refusal to sign is recorded the same way as a job description refusal, and escalated to the Medical Superintendent.</w:t>
+        <w:t>The employee signs the improvement plan, confirming they have discussed and understood it; a refusal to sign is recorded the same way as a job description refusal, and escalated to the Medical Superintendent.</w:t>
       </w:r>
     </w:p>
     <w:p>
       <w:r>
-        <w:t>3. At the follow-up review, the outcome — improved, partially improved, or not improved — is recorded; where performance has not improved, the Medical Superintendent reviews the case personally before any further action is taken. (Record 4)</w:t>
+        <w:t>At the follow-up review, the outcome -- improved, partially improved, or not improved -- is recorded; where performance has not improved, the Medical Superintendent reviews the case personally before any further action is taken.</w:t>
       </w:r>
     </w:p>
     <w:p>
@@ -422,7 +431,7 @@
         <w:pStyle w:val="Heading1"/>
       </w:pPr>
       <w:r>
-        <w:t>6. Related Documents</w:t>
+        <w:t>6. Related SOPs</w:t>
       </w:r>
     </w:p>
     <w:p>
@@ -430,7 +439,7 @@
         <w:pStyle w:val="ListParagraph"/>
       </w:pPr>
       <w:r>
-        <w:t>Policy on Performance Appraisal (HRM.4) — this SOP operationalises steps 5.1-5.4</w:t>
+        <w:t>Policy on Performance Appraisal (HRM.4)</w:t>
       </w:r>
     </w:p>
     <w:p>
@@ -438,7 +447,7 @@
         <w:pStyle w:val="ListParagraph"/>
       </w:pPr>
       <w:r>
-        <w:t>Required Records — HRM.4.a (see HRM.4 Records folder)</w:t>
+        <w:t>SOP — Reporting Relationships, Job Specification and Job Description (HRM.1.e)</w:t>
       </w:r>
     </w:p>
     <w:p>
@@ -446,17 +455,97 @@
         <w:pStyle w:val="Heading1"/>
       </w:pPr>
       <w:r>
-        <w:t>7. Where This SOP's Requirements Come From (Verified Sources)</w:t>
+        <w:t>7. Review</w:t>
+      </w:r>
+    </w:p>
+    <w:p>
+      <w:r>
+        <w:t>This SOP is reviewed at least annually by the Quality Coordinator together with the HR In-Charge, and sooner if the monthly overdue-appraisal review finds a gap of more than one month, or a performance improvement plan is not opened where an appraisal found unsatisfactory performance.</w:t>
+      </w:r>
+    </w:p>
+    <w:p>
+      <w:r>
+        <w:br w:type="page"/>
+      </w:r>
+    </w:p>
+    <w:p>
+      <w:pPr>
+        <w:pStyle w:val="Heading1"/>
+      </w:pPr>
+      <w:r>
+        <w:t>Appendix — NABH Standard Cross-Reference and Evidence Basis</w:t>
+      </w:r>
+    </w:p>
+    <w:p>
+      <w:r>
+        <w:t>For the Quality Coordinator and NABH assessment use only. The reasoning and real-world triggers for each requirement are already in the body above -- this appendix adds only what the body deliberately leaves out: the exact objective-element code, how this SOP's scope is kept separate from neighbouring standards, and the verified technical source for anything cited.</w:t>
+      </w:r>
+    </w:p>
+    <w:p>
+      <w:pPr>
+        <w:pStyle w:val="Heading2"/>
+      </w:pPr>
+      <w:r>
+        <w:t>Cover appraisal awareness at induction — HRM.4.a</w:t>
+      </w:r>
+    </w:p>
+    <w:p>
+      <w:pPr>
+        <w:pStyle w:val="Heading2"/>
+      </w:pPr>
+      <w:r>
+        <w:t>Set criteria before the cycle begins — HRM.4.a</w:t>
+      </w:r>
+    </w:p>
+    <w:p>
+      <w:pPr>
+        <w:pStyle w:val="Heading2"/>
+      </w:pPr>
+      <w:r>
+        <w:t>Conduct, document and schedule — HRM.4.a</w:t>
+      </w:r>
+    </w:p>
+    <w:p>
+      <w:pPr>
+        <w:pStyle w:val="Heading2"/>
+      </w:pPr>
+      <w:r>
+        <w:t>Open a performance improvement plan where performance is unsatisfactory — HRM.4.a</w:t>
+      </w:r>
+    </w:p>
+    <w:p>
+      <w:r>
+        <w:rPr>
+          <w:i/>
+        </w:rPr>
+        <w:t>Boundary with other standards:</w:t>
       </w:r>
     </w:p>
     <w:p>
       <w:pPr>
         <w:pStyle w:val="ListParagraph"/>
-        <w:spacing w:after="240" w:before="80"/>
-        <w:contextualSpacing w:val="0"/>
       </w:pPr>
       <w:r>
-        <w:t xml:space="preserve">• National Accreditation Board for Hospitals and Healthcare Providers. (2022). Standards for Small Healthcare Organisations (3rd ed.). </w:t>
+        <w:t>• The person heading the organisation is reviewed by the governing body under ROM.2.d, not under this SOP.</w:t>
+      </w:r>
+    </w:p>
+    <w:p>
+      <w:pPr>
+        <w:pStyle w:val="Heading2"/>
+      </w:pPr>
+      <w:r>
+        <w:t>Full reference list</w:t>
+      </w:r>
+    </w:p>
+    <w:p>
+      <w:pPr>
+        <w:pStyle w:val="ListParagraph"/>
+      </w:pPr>
+      <w:r>
+        <w:t xml:space="preserve">• </w:t>
+      </w:r>
+      <w:r>
+        <w:t xml:space="preserve">National Accreditation Board for Hospitals and Healthcare Providers. (2022). Standards for Small Healthcare Organisations (3rd ed.). </w:t>
       </w:r>
       <w:hyperlink r:id="rId9">
         <w:r>
@@ -469,19 +558,6 @@
       </w:hyperlink>
       <w:r>
         <w:t>. Human Resource Management chapter, standard HRM.4.</w:t>
-      </w:r>
-    </w:p>
-    <w:p>
-      <w:pPr>
-        <w:pStyle w:val="Heading1"/>
-      </w:pPr>
-      <w:r>
-        <w:t>8. Review</w:t>
-      </w:r>
-    </w:p>
-    <w:p>
-      <w:r>
-        <w:t>This SOP is reviewed at least annually by the Quality Coordinator together with the HR In-Charge, and sooner if the monthly overdue-appraisal review finds a gap of more than one month, or a performance improvement plan is not opened where an appraisal found unsatisfactory performance.</w:t>
       </w:r>
     </w:p>
     <w:sectPr>

--- a/policies/build/sop_record_masters/HRM/SOP_HRM.4.a_performance_appraisal.docx
+++ b/policies/build/sop_record_masters/HRM/SOP_HRM.4.a_performance_appraisal.docx
@@ -208,12 +208,6 @@
     </w:p>
     <w:p>
       <w:r>
-        <w:rPr>
-          <w:i/>
-        </w:rPr>
-        <w:t xml:space="preserve">Why: </w:t>
-      </w:r>
-      <w:r>
         <w:t>so every staff category knows the same appraisal process applies to them from day one.</w:t>
       </w:r>
     </w:p>
@@ -231,12 +225,6 @@
       </w:r>
     </w:p>
     <w:p>
-      <w:r>
-        <w:rPr>
-          <w:i/>
-        </w:rPr>
-        <w:t xml:space="preserve">Why: </w:t>
-      </w:r>
       <w:r>
         <w:t>an appraisal that nobody tracks, or a low score with no improvement plan, helps neither the employee nor the organisation.</w:t>
       </w:r>
@@ -292,12 +280,6 @@
     </w:p>
     <w:p>
       <w:r>
-        <w:rPr>
-          <w:i/>
-        </w:rPr>
-        <w:t xml:space="preserve">Why: </w:t>
-      </w:r>
-      <w:r>
         <w:t>A staff member who first hears about appraisal at their first review has had no chance to understand what they are being measured against -- awareness has to start at induction, not at the review meeting.</w:t>
       </w:r>
     </w:p>
@@ -326,12 +308,6 @@
     </w:p>
     <w:p>
       <w:r>
-        <w:rPr>
-          <w:i/>
-        </w:rPr>
-        <w:t xml:space="preserve">Why: </w:t>
-      </w:r>
-      <w:r>
         <w:t>Criteria decided at the review meeting itself, rather than beforehand, turns the appraisal into a judgment call rather than a measurement against something the employee already knew they'd be assessed on.</w:t>
       </w:r>
     </w:p>
@@ -354,12 +330,6 @@
       </w:r>
     </w:p>
     <w:p>
-      <w:r>
-        <w:rPr>
-          <w:i/>
-        </w:rPr>
-        <w:t xml:space="preserve">Why: </w:t>
-      </w:r>
       <w:r>
         <w:t>An appraisal cycle with no tracked schedule is how staff end up going a year or more with no appraisal on file at all -- the schedule is what makes the interval enforceable rather than aspirational.</w:t>
       </w:r>
@@ -388,12 +358,6 @@
       </w:r>
     </w:p>
     <w:p>
-      <w:r>
-        <w:rPr>
-          <w:i/>
-        </w:rPr>
-        <w:t xml:space="preserve">Why: </w:t>
-      </w:r>
       <w:r>
         <w:t>An appraisal that records a low score and simply files it away, with no defined next step, gives the employee no actual chance to improve and gives the organisation no documented basis for any later action if performance doesn't improve.</w:t>
       </w:r>
